--- a/public/TBCD-template/PO.KCN-TTI.docx
+++ b/public/TBCD-template/PO.KCN-TTI.docx
@@ -37,12 +37,28 @@
               </w:rPr>
               <w:t xml:space="preserve">CÔNG TY </w:t>
             </w:r>
-            <w:r>
-              <w:rPr>
-                <w:b/>
-              </w:rPr>
-              <w:t>CỔ PHẦN</w:t>
-            </w:r>
+            <w:proofErr w:type="spellStart"/>
+            <w:r>
+              <w:rPr>
+                <w:b/>
+              </w:rPr>
+              <w:t>CỔ</w:t>
+            </w:r>
+            <w:proofErr w:type="spellEnd"/>
+            <w:r>
+              <w:rPr>
+                <w:b/>
+              </w:rPr>
+              <w:t xml:space="preserve"> </w:t>
+            </w:r>
+            <w:proofErr w:type="spellStart"/>
+            <w:r>
+              <w:rPr>
+                <w:b/>
+              </w:rPr>
+              <w:t>PHẦN</w:t>
+            </w:r>
+            <w:proofErr w:type="spellEnd"/>
           </w:p>
           <w:p>
             <w:pPr>
@@ -131,8 +147,30 @@
               <w:rPr>
                 <w:b/>
               </w:rPr>
-              <w:t xml:space="preserve"> MUA BÁN ĐIỆN GELEX</w:t>
-            </w:r>
+              <w:t xml:space="preserve"> MUA BÁN </w:t>
+            </w:r>
+            <w:proofErr w:type="spellStart"/>
+            <w:r>
+              <w:rPr>
+                <w:b/>
+              </w:rPr>
+              <w:t>ĐIỆN</w:t>
+            </w:r>
+            <w:proofErr w:type="spellEnd"/>
+            <w:r>
+              <w:rPr>
+                <w:b/>
+              </w:rPr>
+              <w:t xml:space="preserve"> </w:t>
+            </w:r>
+            <w:proofErr w:type="spellStart"/>
+            <w:r>
+              <w:rPr>
+                <w:b/>
+              </w:rPr>
+              <w:t>GELEX</w:t>
+            </w:r>
+            <w:proofErr w:type="spellEnd"/>
           </w:p>
         </w:tc>
         <w:tc>
@@ -316,6 +354,7 @@
               </w:rPr>
               <w:t>/</w:t>
             </w:r>
+            <w:proofErr w:type="spellStart"/>
             <w:r>
               <w:rPr>
                 <w:i/>
@@ -323,6 +362,7 @@
               </w:rPr>
               <w:t>GETC</w:t>
             </w:r>
+            <w:proofErr w:type="spellEnd"/>
             <w:r>
               <w:rPr>
                 <w:i/>
@@ -342,8 +382,17 @@
                 <w:i/>
                 <w:color w:val="FF0000"/>
               </w:rPr>
-              <w:t>B-GĐ</w:t>
-            </w:r>
+              <w:t>B-</w:t>
+            </w:r>
+            <w:proofErr w:type="spellStart"/>
+            <w:r>
+              <w:rPr>
+                <w:i/>
+                <w:color w:val="FF0000"/>
+              </w:rPr>
+              <w:t>GĐ</w:t>
+            </w:r>
+            <w:proofErr w:type="spellEnd"/>
           </w:p>
         </w:tc>
         <w:tc>
@@ -391,7 +440,31 @@
                 <w:szCs w:val="24"/>
                 <w:lang w:val="vi-VN"/>
               </w:rPr>
-              <w:t>{noticeDate}</w:t>
+              <w:t>{</w:t>
+            </w:r>
+            <w:proofErr w:type="spellStart"/>
+            <w:r>
+              <w:rPr>
+                <w:rFonts w:ascii="Times New Roman" w:hAnsi="Times New Roman"/>
+                <w:b w:val="0"/>
+                <w:i/>
+                <w:sz w:val="24"/>
+                <w:szCs w:val="24"/>
+                <w:lang w:val="vi-VN"/>
+              </w:rPr>
+              <w:t>noticeDate</w:t>
+            </w:r>
+            <w:proofErr w:type="spellEnd"/>
+            <w:r>
+              <w:rPr>
+                <w:rFonts w:ascii="Times New Roman" w:hAnsi="Times New Roman"/>
+                <w:b w:val="0"/>
+                <w:i/>
+                <w:sz w:val="24"/>
+                <w:szCs w:val="24"/>
+                <w:lang w:val="vi-VN"/>
+              </w:rPr>
+              <w:t>}</w:t>
             </w:r>
           </w:p>
         </w:tc>
@@ -423,19 +496,92 @@
           <w:bCs/>
         </w:rPr>
       </w:pPr>
+      <w:proofErr w:type="spellStart"/>
       <w:r>
         <w:rPr>
           <w:b/>
           <w:bCs/>
         </w:rPr>
-        <w:t xml:space="preserve">TẠM NGỪNG CẤP ĐIỆN </w:t>
-      </w:r>
+        <w:t>TẠM</w:t>
+      </w:r>
+      <w:proofErr w:type="spellEnd"/>
       <w:r>
         <w:rPr>
           <w:b/>
           <w:bCs/>
         </w:rPr>
-        <w:t>{typeLabel}</w:t>
+        <w:t xml:space="preserve"> </w:t>
+      </w:r>
+      <w:proofErr w:type="spellStart"/>
+      <w:r>
+        <w:rPr>
+          <w:b/>
+          <w:bCs/>
+        </w:rPr>
+        <w:t>NGỪNG</w:t>
+      </w:r>
+      <w:proofErr w:type="spellEnd"/>
+      <w:r>
+        <w:rPr>
+          <w:b/>
+          <w:bCs/>
+        </w:rPr>
+        <w:t xml:space="preserve"> </w:t>
+      </w:r>
+      <w:proofErr w:type="spellStart"/>
+      <w:r>
+        <w:rPr>
+          <w:b/>
+          <w:bCs/>
+        </w:rPr>
+        <w:t>CẤP</w:t>
+      </w:r>
+      <w:proofErr w:type="spellEnd"/>
+      <w:r>
+        <w:rPr>
+          <w:b/>
+          <w:bCs/>
+        </w:rPr>
+        <w:t xml:space="preserve"> </w:t>
+      </w:r>
+      <w:proofErr w:type="spellStart"/>
+      <w:r>
+        <w:rPr>
+          <w:b/>
+          <w:bCs/>
+        </w:rPr>
+        <w:t>ĐIỆN</w:t>
+      </w:r>
+      <w:proofErr w:type="spellEnd"/>
+      <w:r>
+        <w:rPr>
+          <w:b/>
+          <w:bCs/>
+        </w:rPr>
+        <w:t xml:space="preserve"> </w:t>
+      </w:r>
+      <w:r>
+        <w:rPr>
+          <w:b/>
+          <w:bCs/>
+        </w:rPr>
+        <w:t>{</w:t>
+      </w:r>
+      <w:proofErr w:type="spellStart"/>
+      <w:r>
+        <w:rPr>
+          <w:b/>
+          <w:bCs/>
+        </w:rPr>
+        <w:t>typeLabel</w:t>
+      </w:r>
+      <w:proofErr w:type="spellEnd"/>
+      <w:r>
+        <w:rPr>
+          <w:b/>
+          <w:bCs/>
+        </w:rPr>
+        <w:t>}</w:t>
       </w:r>
     </w:p>
     <w:p>
@@ -457,19 +603,66 @@
           <w:lang w:val="vi-VN"/>
         </w:rPr>
       </w:pPr>
+      <w:proofErr w:type="spellStart"/>
       <w:r>
         <w:rPr>
           <w:b/>
           <w:bCs/>
         </w:rPr>
-        <w:t xml:space="preserve">Kính gửi: </w:t>
-      </w:r>
-      <w:r>
-        <w:rPr>
-          <w:rFonts w:eastAsia="MS Mincho"/>
-        </w:rPr>
-        <w:t>Quý khách hàng</w:t>
-      </w:r>
+        <w:t>Kính</w:t>
+      </w:r>
+      <w:proofErr w:type="spellEnd"/>
+      <w:r>
+        <w:rPr>
+          <w:b/>
+          <w:bCs/>
+        </w:rPr>
+        <w:t xml:space="preserve"> </w:t>
+      </w:r>
+      <w:proofErr w:type="spellStart"/>
+      <w:r>
+        <w:rPr>
+          <w:b/>
+          <w:bCs/>
+        </w:rPr>
+        <w:t>gửi</w:t>
+      </w:r>
+      <w:proofErr w:type="spellEnd"/>
+      <w:r>
+        <w:rPr>
+          <w:b/>
+          <w:bCs/>
+        </w:rPr>
+        <w:t xml:space="preserve">: </w:t>
+      </w:r>
+      <w:r>
+        <w:rPr>
+          <w:rFonts w:eastAsia="MS Mincho"/>
+        </w:rPr>
+        <w:t xml:space="preserve">Quý </w:t>
+      </w:r>
+      <w:proofErr w:type="spellStart"/>
+      <w:r>
+        <w:rPr>
+          <w:rFonts w:eastAsia="MS Mincho"/>
+        </w:rPr>
+        <w:t>khách</w:t>
+      </w:r>
+      <w:proofErr w:type="spellEnd"/>
+      <w:r>
+        <w:rPr>
+          <w:rFonts w:eastAsia="MS Mincho"/>
+        </w:rPr>
+        <w:t xml:space="preserve"> </w:t>
+      </w:r>
+      <w:proofErr w:type="spellStart"/>
+      <w:r>
+        <w:rPr>
+          <w:rFonts w:eastAsia="MS Mincho"/>
+        </w:rPr>
+        <w:t>hàng</w:t>
+      </w:r>
+      <w:proofErr w:type="spellEnd"/>
     </w:p>
     <w:p>
       <w:pPr>
@@ -588,7 +781,47 @@
           <w:iCs/>
           <w:lang w:val="vi-VN"/>
         </w:rPr>
-        <w:t>{#addLegal}- {addLegal};{/addLegal}</w:t>
+        <w:t>{#addLegal}- {</w:t>
+      </w:r>
+      <w:proofErr w:type="spellStart"/>
+      <w:r>
+        <w:rPr>
+          <w:rFonts w:eastAsia="MS Mincho"/>
+          <w:i/>
+          <w:iCs/>
+          <w:lang w:val="vi-VN"/>
+        </w:rPr>
+        <w:t>addLegal</w:t>
+      </w:r>
+      <w:proofErr w:type="spellEnd"/>
+      <w:r>
+        <w:rPr>
+          <w:rFonts w:eastAsia="MS Mincho"/>
+          <w:i/>
+          <w:iCs/>
+          <w:lang w:val="vi-VN"/>
+        </w:rPr>
+        <w:t>};{/</w:t>
+      </w:r>
+      <w:proofErr w:type="spellStart"/>
+      <w:r>
+        <w:rPr>
+          <w:rFonts w:eastAsia="MS Mincho"/>
+          <w:i/>
+          <w:iCs/>
+          <w:lang w:val="vi-VN"/>
+        </w:rPr>
+        <w:t>addLegal</w:t>
+      </w:r>
+      <w:proofErr w:type="spellEnd"/>
+      <w:r>
+        <w:rPr>
+          <w:rFonts w:eastAsia="MS Mincho"/>
+          <w:i/>
+          <w:iCs/>
+          <w:lang w:val="vi-VN"/>
+        </w:rPr>
+        <w:t>}</w:t>
       </w:r>
     </w:p>
     <w:p>
@@ -667,14 +900,46 @@
           <w:rFonts w:eastAsia="MS Mincho"/>
           <w:lang w:val="vi-VN"/>
         </w:rPr>
-        <w:t xml:space="preserve"> GELEX xin thông báo</w:t>
-      </w:r>
-      <w:r>
-        <w:rPr>
-          <w:rFonts w:eastAsia="MS Mincho"/>
-          <w:lang w:val="vi-VN"/>
-        </w:rPr>
-        <w:t xml:space="preserve"> tạm ngừng cấp điện cho Quý khách hàng tại điểm mua điện TBA cấp điện cho Quý khách hàng</w:t>
+        <w:t xml:space="preserve"> </w:t>
+      </w:r>
+      <w:proofErr w:type="spellStart"/>
+      <w:r>
+        <w:rPr>
+          <w:rFonts w:eastAsia="MS Mincho"/>
+          <w:lang w:val="vi-VN"/>
+        </w:rPr>
+        <w:t>GELEX</w:t>
+      </w:r>
+      <w:proofErr w:type="spellEnd"/>
+      <w:r>
+        <w:rPr>
+          <w:rFonts w:eastAsia="MS Mincho"/>
+          <w:lang w:val="vi-VN"/>
+        </w:rPr>
+        <w:t xml:space="preserve"> xin thông báo</w:t>
+      </w:r>
+      <w:r>
+        <w:rPr>
+          <w:rFonts w:eastAsia="MS Mincho"/>
+          <w:lang w:val="vi-VN"/>
+        </w:rPr>
+        <w:t xml:space="preserve"> tạm ngừng cấp điện cho Quý khách hàng tại điểm mua điện </w:t>
+      </w:r>
+      <w:proofErr w:type="spellStart"/>
+      <w:r>
+        <w:rPr>
+          <w:rFonts w:eastAsia="MS Mincho"/>
+          <w:lang w:val="vi-VN"/>
+        </w:rPr>
+        <w:t>TBA</w:t>
+      </w:r>
+      <w:proofErr w:type="spellEnd"/>
+      <w:r>
+        <w:rPr>
+          <w:rFonts w:eastAsia="MS Mincho"/>
+          <w:lang w:val="vi-VN"/>
+        </w:rPr>
+        <w:t xml:space="preserve"> cấp điện cho Quý khách hàng</w:t>
       </w:r>
       <w:r>
         <w:rPr>
@@ -712,6 +977,7 @@
                 <w:bCs/>
               </w:rPr>
             </w:pPr>
+            <w:proofErr w:type="spellStart"/>
             <w:r>
               <w:rPr>
                 <w:rFonts w:eastAsia="MS Mincho"/>
@@ -720,6 +986,7 @@
               </w:rPr>
               <w:t>STT</w:t>
             </w:r>
+            <w:proofErr w:type="spellEnd"/>
           </w:p>
         </w:tc>
         <w:tc>
@@ -737,14 +1004,34 @@
                 <w:bCs/>
               </w:rPr>
             </w:pPr>
+            <w:proofErr w:type="spellStart"/>
             <w:r>
               <w:rPr>
                 <w:rFonts w:eastAsia="MS Mincho"/>
                 <w:b/>
                 <w:bCs/>
               </w:rPr>
-              <w:t>Thời gian</w:t>
-            </w:r>
+              <w:t>Thời</w:t>
+            </w:r>
+            <w:proofErr w:type="spellEnd"/>
+            <w:r>
+              <w:rPr>
+                <w:rFonts w:eastAsia="MS Mincho"/>
+                <w:b/>
+                <w:bCs/>
+              </w:rPr>
+              <w:t xml:space="preserve"> </w:t>
+            </w:r>
+            <w:proofErr w:type="spellStart"/>
+            <w:r>
+              <w:rPr>
+                <w:rFonts w:eastAsia="MS Mincho"/>
+                <w:b/>
+                <w:bCs/>
+              </w:rPr>
+              <w:t>gian</w:t>
+            </w:r>
+            <w:proofErr w:type="spellEnd"/>
           </w:p>
         </w:tc>
         <w:tc>
@@ -768,8 +1055,18 @@
                 <w:b/>
                 <w:bCs/>
               </w:rPr>
-              <w:t>Khu vực</w:t>
-            </w:r>
+              <w:t xml:space="preserve">Khu </w:t>
+            </w:r>
+            <w:proofErr w:type="spellStart"/>
+            <w:r>
+              <w:rPr>
+                <w:rFonts w:eastAsia="MS Mincho"/>
+                <w:b/>
+                <w:bCs/>
+              </w:rPr>
+              <w:t>vực</w:t>
+            </w:r>
+            <w:proofErr w:type="spellEnd"/>
           </w:p>
         </w:tc>
         <w:tc>
@@ -821,7 +1118,23 @@
                 <w:b/>
                 <w:bCs/>
               </w:rPr>
-              <w:t>{#slots}{slotIndex}</w:t>
+              <w:t>{#</w:t>
+            </w:r>
+            <w:proofErr w:type="gramStart"/>
+            <w:r>
+              <w:rPr>
+                <w:b/>
+                <w:bCs/>
+              </w:rPr>
+              <w:t>slots}{</w:t>
+            </w:r>
+            <w:proofErr w:type="gramEnd"/>
+            <w:r>
+              <w:rPr>
+                <w:b/>
+                <w:bCs/>
+              </w:rPr>
+              <w:t>slotIndex}</w:t>
             </w:r>
           </w:p>
           <w:p>
@@ -849,7 +1162,23 @@
                 <w:b/>
                 <w:bCs/>
               </w:rPr>
-              <w:t>{startTime}</w:t>
+              <w:t>{</w:t>
+            </w:r>
+            <w:proofErr w:type="spellStart"/>
+            <w:r>
+              <w:rPr>
+                <w:b/>
+                <w:bCs/>
+              </w:rPr>
+              <w:t>startTime</w:t>
+            </w:r>
+            <w:proofErr w:type="spellEnd"/>
+            <w:r>
+              <w:rPr>
+                <w:b/>
+                <w:bCs/>
+              </w:rPr>
+              <w:t>}</w:t>
             </w:r>
           </w:p>
           <w:p>
@@ -866,14 +1195,44 @@
               <w:rPr>
                 <w:rFonts w:eastAsia="MS Mincho"/>
               </w:rPr>
-              <w:t xml:space="preserve"> đến </w:t>
-            </w:r>
-            <w:r>
-              <w:rPr>
-                <w:b/>
-                <w:bCs/>
-              </w:rPr>
-              <w:t>{endTime}</w:t>
+              <w:t xml:space="preserve"> </w:t>
+            </w:r>
+            <w:proofErr w:type="spellStart"/>
+            <w:r>
+              <w:rPr>
+                <w:rFonts w:eastAsia="MS Mincho"/>
+              </w:rPr>
+              <w:t>đến</w:t>
+            </w:r>
+            <w:proofErr w:type="spellEnd"/>
+            <w:r>
+              <w:rPr>
+                <w:rFonts w:eastAsia="MS Mincho"/>
+              </w:rPr>
+              <w:t xml:space="preserve"> </w:t>
+            </w:r>
+            <w:r>
+              <w:rPr>
+                <w:b/>
+                <w:bCs/>
+              </w:rPr>
+              <w:t>{</w:t>
+            </w:r>
+            <w:proofErr w:type="spellStart"/>
+            <w:r>
+              <w:rPr>
+                <w:b/>
+                <w:bCs/>
+              </w:rPr>
+              <w:t>endTime</w:t>
+            </w:r>
+            <w:proofErr w:type="spellEnd"/>
+            <w:r>
+              <w:rPr>
+                <w:b/>
+                <w:bCs/>
+              </w:rPr>
+              <w:t>}</w:t>
             </w:r>
           </w:p>
         </w:tc>
@@ -890,13 +1249,77 @@
                 <w:rFonts w:eastAsia="MS Mincho"/>
               </w:rPr>
             </w:pPr>
+            <w:proofErr w:type="spellStart"/>
             <w:r>
               <w:rPr>
                 <w:rFonts w:eastAsia="MS Mincho"/>
                 <w:sz w:val="26"/>
                 <w:szCs w:val="26"/>
               </w:rPr>
-              <w:t>KCN Số Thuận Thành I, tỉnh Bắc Ninh</w:t>
+              <w:t>KCN</w:t>
+            </w:r>
+            <w:proofErr w:type="spellEnd"/>
+            <w:r>
+              <w:rPr>
+                <w:rFonts w:eastAsia="MS Mincho"/>
+                <w:sz w:val="26"/>
+                <w:szCs w:val="26"/>
+              </w:rPr>
+              <w:t xml:space="preserve"> </w:t>
+            </w:r>
+            <w:proofErr w:type="spellStart"/>
+            <w:r>
+              <w:rPr>
+                <w:rFonts w:eastAsia="MS Mincho"/>
+                <w:sz w:val="26"/>
+                <w:szCs w:val="26"/>
+              </w:rPr>
+              <w:t>Số</w:t>
+            </w:r>
+            <w:proofErr w:type="spellEnd"/>
+            <w:r>
+              <w:rPr>
+                <w:rFonts w:eastAsia="MS Mincho"/>
+                <w:sz w:val="26"/>
+                <w:szCs w:val="26"/>
+              </w:rPr>
+              <w:t xml:space="preserve"> </w:t>
+            </w:r>
+            <w:proofErr w:type="spellStart"/>
+            <w:r>
+              <w:rPr>
+                <w:rFonts w:eastAsia="MS Mincho"/>
+                <w:sz w:val="26"/>
+                <w:szCs w:val="26"/>
+              </w:rPr>
+              <w:t>Thuận</w:t>
+            </w:r>
+            <w:proofErr w:type="spellEnd"/>
+            <w:r>
+              <w:rPr>
+                <w:rFonts w:eastAsia="MS Mincho"/>
+                <w:sz w:val="26"/>
+                <w:szCs w:val="26"/>
+              </w:rPr>
+              <w:t xml:space="preserve"> Thành I, </w:t>
+            </w:r>
+            <w:proofErr w:type="spellStart"/>
+            <w:r>
+              <w:rPr>
+                <w:rFonts w:eastAsia="MS Mincho"/>
+                <w:sz w:val="26"/>
+                <w:szCs w:val="26"/>
+              </w:rPr>
+              <w:t>tỉnh</w:t>
+            </w:r>
+            <w:proofErr w:type="spellEnd"/>
+            <w:r>
+              <w:rPr>
+                <w:rFonts w:eastAsia="MS Mincho"/>
+                <w:sz w:val="26"/>
+                <w:szCs w:val="26"/>
+              </w:rPr>
+              <w:t xml:space="preserve"> Bắc Ninh</w:t>
             </w:r>
           </w:p>
         </w:tc>
@@ -930,31 +1353,131 @@
                 <w:i/>
                 <w:iCs/>
               </w:rPr>
-              <w:t xml:space="preserve">(Đính kèm phụ lục </w:t>
-            </w:r>
+              <w:t>(</w:t>
+            </w:r>
+            <w:proofErr w:type="spellStart"/>
             <w:r>
               <w:rPr>
                 <w:rFonts w:eastAsia="MS Mincho"/>
                 <w:i/>
                 <w:iCs/>
               </w:rPr>
-              <w:t>{slotIndex}</w:t>
-            </w:r>
+              <w:t>Đính</w:t>
+            </w:r>
+            <w:proofErr w:type="spellEnd"/>
             <w:r>
               <w:rPr>
                 <w:rFonts w:eastAsia="MS Mincho"/>
                 <w:i/>
                 <w:iCs/>
               </w:rPr>
-              <w:t>)</w:t>
-            </w:r>
+              <w:t xml:space="preserve"> </w:t>
+            </w:r>
+            <w:proofErr w:type="spellStart"/>
             <w:r>
               <w:rPr>
                 <w:rFonts w:eastAsia="MS Mincho"/>
                 <w:i/>
                 <w:iCs/>
               </w:rPr>
-              <w:t>{/slots}</w:t>
+              <w:t>kèm</w:t>
+            </w:r>
+            <w:proofErr w:type="spellEnd"/>
+            <w:r>
+              <w:rPr>
+                <w:rFonts w:eastAsia="MS Mincho"/>
+                <w:i/>
+                <w:iCs/>
+              </w:rPr>
+              <w:t xml:space="preserve"> </w:t>
+            </w:r>
+            <w:proofErr w:type="spellStart"/>
+            <w:r>
+              <w:rPr>
+                <w:rFonts w:eastAsia="MS Mincho"/>
+                <w:i/>
+                <w:iCs/>
+              </w:rPr>
+              <w:t>phụ</w:t>
+            </w:r>
+            <w:proofErr w:type="spellEnd"/>
+            <w:r>
+              <w:rPr>
+                <w:rFonts w:eastAsia="MS Mincho"/>
+                <w:i/>
+                <w:iCs/>
+              </w:rPr>
+              <w:t xml:space="preserve"> </w:t>
+            </w:r>
+            <w:proofErr w:type="spellStart"/>
+            <w:r>
+              <w:rPr>
+                <w:rFonts w:eastAsia="MS Mincho"/>
+                <w:i/>
+                <w:iCs/>
+              </w:rPr>
+              <w:t>lục</w:t>
+            </w:r>
+            <w:proofErr w:type="spellEnd"/>
+            <w:r>
+              <w:rPr>
+                <w:rFonts w:eastAsia="MS Mincho"/>
+                <w:i/>
+                <w:iCs/>
+              </w:rPr>
+              <w:t xml:space="preserve"> </w:t>
+            </w:r>
+            <w:r>
+              <w:rPr>
+                <w:rFonts w:eastAsia="MS Mincho"/>
+                <w:i/>
+                <w:iCs/>
+              </w:rPr>
+              <w:t>{</w:t>
+            </w:r>
+            <w:proofErr w:type="spellStart"/>
+            <w:r>
+              <w:rPr>
+                <w:rFonts w:eastAsia="MS Mincho"/>
+                <w:i/>
+                <w:iCs/>
+              </w:rPr>
+              <w:t>slotIndex</w:t>
+            </w:r>
+            <w:proofErr w:type="spellEnd"/>
+            <w:proofErr w:type="gramStart"/>
+            <w:r>
+              <w:rPr>
+                <w:rFonts w:eastAsia="MS Mincho"/>
+                <w:i/>
+                <w:iCs/>
+              </w:rPr>
+              <w:t>}</w:t>
+            </w:r>
+            <w:r>
+              <w:rPr>
+                <w:rFonts w:eastAsia="MS Mincho"/>
+                <w:i/>
+                <w:iCs/>
+              </w:rPr>
+              <w:t>)</w:t>
+            </w:r>
+            <w:r>
+              <w:rPr>
+                <w:rFonts w:eastAsia="MS Mincho"/>
+                <w:i/>
+                <w:iCs/>
+              </w:rPr>
+              <w:t>{</w:t>
+            </w:r>
+            <w:proofErr w:type="gramEnd"/>
+            <w:r>
+              <w:rPr>
+                <w:rFonts w:eastAsia="MS Mincho"/>
+                <w:i/>
+                <w:iCs/>
+              </w:rPr>
+              <w:t>/slots}</w:t>
             </w:r>
           </w:p>
         </w:tc>
@@ -973,7 +1496,43 @@
         <w:rPr>
           <w:rFonts w:eastAsia="MS Mincho"/>
         </w:rPr>
-        <w:t>Lý do ngừng cấp điệ</w:t>
+        <w:t xml:space="preserve">Lý do </w:t>
+      </w:r>
+      <w:proofErr w:type="spellStart"/>
+      <w:r>
+        <w:rPr>
+          <w:rFonts w:eastAsia="MS Mincho"/>
+        </w:rPr>
+        <w:t>ngừng</w:t>
+      </w:r>
+      <w:proofErr w:type="spellEnd"/>
+      <w:r>
+        <w:rPr>
+          <w:rFonts w:eastAsia="MS Mincho"/>
+        </w:rPr>
+        <w:t xml:space="preserve"> </w:t>
+      </w:r>
+      <w:proofErr w:type="spellStart"/>
+      <w:r>
+        <w:rPr>
+          <w:rFonts w:eastAsia="MS Mincho"/>
+        </w:rPr>
+        <w:t>cấp</w:t>
+      </w:r>
+      <w:proofErr w:type="spellEnd"/>
+      <w:r>
+        <w:rPr>
+          <w:rFonts w:eastAsia="MS Mincho"/>
+        </w:rPr>
+        <w:t xml:space="preserve"> </w:t>
+      </w:r>
+      <w:proofErr w:type="spellStart"/>
+      <w:proofErr w:type="gramStart"/>
+      <w:r>
+        <w:rPr>
+          <w:rFonts w:eastAsia="MS Mincho"/>
+        </w:rPr>
+        <w:t>điệ</w:t>
       </w:r>
       <w:r>
         <w:rPr>
@@ -981,6 +1540,7 @@
         </w:rPr>
         <w:t>n</w:t>
       </w:r>
+      <w:proofErr w:type="spellEnd"/>
       <w:r>
         <w:rPr>
           <w:rFonts w:eastAsia="MS Mincho"/>
@@ -993,6 +1553,7 @@
         </w:rPr>
         <w:t>:</w:t>
       </w:r>
+      <w:proofErr w:type="gramEnd"/>
       <w:r>
         <w:rPr>
           <w:rFonts w:eastAsia="MS Mincho"/>
@@ -1012,23 +1573,501 @@
           <w:rFonts w:eastAsia="MS Mincho"/>
         </w:rPr>
       </w:pPr>
-      <w:r>
-        <w:rPr>
-          <w:rFonts w:eastAsia="MS Mincho"/>
-        </w:rPr>
-        <w:t xml:space="preserve">Đề nghị khách hàng sử dụng cầu dao đảo chiều cắt cả dây pha và dây trung tính cách ly hoàn toàn giữa nguồn điện và </w:t>
-      </w:r>
-      <w:r>
-        <w:rPr>
-          <w:rFonts w:eastAsia="MS Mincho"/>
-        </w:rPr>
-        <w:t>my</w:t>
-      </w:r>
-      <w:r>
-        <w:rPr>
-          <w:rFonts w:eastAsia="MS Mincho"/>
-        </w:rPr>
-        <w:t xml:space="preserve"> phát (nếu có) trong thời gian mất điện trên.</w:t>
+      <w:proofErr w:type="spellStart"/>
+      <w:r>
+        <w:rPr>
+          <w:rFonts w:eastAsia="MS Mincho"/>
+        </w:rPr>
+        <w:t>Đề</w:t>
+      </w:r>
+      <w:proofErr w:type="spellEnd"/>
+      <w:r>
+        <w:rPr>
+          <w:rFonts w:eastAsia="MS Mincho"/>
+        </w:rPr>
+        <w:t xml:space="preserve"> </w:t>
+      </w:r>
+      <w:proofErr w:type="spellStart"/>
+      <w:r>
+        <w:rPr>
+          <w:rFonts w:eastAsia="MS Mincho"/>
+        </w:rPr>
+        <w:t>nghị</w:t>
+      </w:r>
+      <w:proofErr w:type="spellEnd"/>
+      <w:r>
+        <w:rPr>
+          <w:rFonts w:eastAsia="MS Mincho"/>
+        </w:rPr>
+        <w:t xml:space="preserve"> </w:t>
+      </w:r>
+      <w:proofErr w:type="spellStart"/>
+      <w:r>
+        <w:rPr>
+          <w:rFonts w:eastAsia="MS Mincho"/>
+        </w:rPr>
+        <w:t>khách</w:t>
+      </w:r>
+      <w:proofErr w:type="spellEnd"/>
+      <w:r>
+        <w:rPr>
+          <w:rFonts w:eastAsia="MS Mincho"/>
+        </w:rPr>
+        <w:t xml:space="preserve"> </w:t>
+      </w:r>
+      <w:proofErr w:type="spellStart"/>
+      <w:r>
+        <w:rPr>
+          <w:rFonts w:eastAsia="MS Mincho"/>
+        </w:rPr>
+        <w:t>hàng</w:t>
+      </w:r>
+      <w:proofErr w:type="spellEnd"/>
+      <w:r>
+        <w:rPr>
+          <w:rFonts w:eastAsia="MS Mincho"/>
+        </w:rPr>
+        <w:t xml:space="preserve"> </w:t>
+      </w:r>
+      <w:proofErr w:type="spellStart"/>
+      <w:r>
+        <w:rPr>
+          <w:rFonts w:eastAsia="MS Mincho"/>
+        </w:rPr>
+        <w:t>sử</w:t>
+      </w:r>
+      <w:proofErr w:type="spellEnd"/>
+      <w:r>
+        <w:rPr>
+          <w:rFonts w:eastAsia="MS Mincho"/>
+        </w:rPr>
+        <w:t xml:space="preserve"> </w:t>
+      </w:r>
+      <w:proofErr w:type="spellStart"/>
+      <w:r>
+        <w:rPr>
+          <w:rFonts w:eastAsia="MS Mincho"/>
+        </w:rPr>
+        <w:t>dụng</w:t>
+      </w:r>
+      <w:proofErr w:type="spellEnd"/>
+      <w:r>
+        <w:rPr>
+          <w:rFonts w:eastAsia="MS Mincho"/>
+        </w:rPr>
+        <w:t xml:space="preserve"> </w:t>
+      </w:r>
+      <w:proofErr w:type="spellStart"/>
+      <w:r>
+        <w:rPr>
+          <w:rFonts w:eastAsia="MS Mincho"/>
+        </w:rPr>
+        <w:t>cầu</w:t>
+      </w:r>
+      <w:proofErr w:type="spellEnd"/>
+      <w:r>
+        <w:rPr>
+          <w:rFonts w:eastAsia="MS Mincho"/>
+        </w:rPr>
+        <w:t xml:space="preserve"> dao </w:t>
+      </w:r>
+      <w:proofErr w:type="spellStart"/>
+      <w:r>
+        <w:rPr>
+          <w:rFonts w:eastAsia="MS Mincho"/>
+        </w:rPr>
+        <w:t>đảo</w:t>
+      </w:r>
+      <w:proofErr w:type="spellEnd"/>
+      <w:r>
+        <w:rPr>
+          <w:rFonts w:eastAsia="MS Mincho"/>
+        </w:rPr>
+        <w:t xml:space="preserve"> </w:t>
+      </w:r>
+      <w:proofErr w:type="spellStart"/>
+      <w:r>
+        <w:rPr>
+          <w:rFonts w:eastAsia="MS Mincho"/>
+        </w:rPr>
+        <w:t>chiều</w:t>
+      </w:r>
+      <w:proofErr w:type="spellEnd"/>
+      <w:r>
+        <w:rPr>
+          <w:rFonts w:eastAsia="MS Mincho"/>
+        </w:rPr>
+        <w:t xml:space="preserve"> </w:t>
+      </w:r>
+      <w:proofErr w:type="spellStart"/>
+      <w:r>
+        <w:rPr>
+          <w:rFonts w:eastAsia="MS Mincho"/>
+        </w:rPr>
+        <w:t>cắt</w:t>
+      </w:r>
+      <w:proofErr w:type="spellEnd"/>
+      <w:r>
+        <w:rPr>
+          <w:rFonts w:eastAsia="MS Mincho"/>
+        </w:rPr>
+        <w:t xml:space="preserve"> </w:t>
+      </w:r>
+      <w:proofErr w:type="spellStart"/>
+      <w:r>
+        <w:rPr>
+          <w:rFonts w:eastAsia="MS Mincho"/>
+        </w:rPr>
+        <w:t>cả</w:t>
+      </w:r>
+      <w:proofErr w:type="spellEnd"/>
+      <w:r>
+        <w:rPr>
+          <w:rFonts w:eastAsia="MS Mincho"/>
+        </w:rPr>
+        <w:t xml:space="preserve"> </w:t>
+      </w:r>
+      <w:proofErr w:type="spellStart"/>
+      <w:r>
+        <w:rPr>
+          <w:rFonts w:eastAsia="MS Mincho"/>
+        </w:rPr>
+        <w:t>dây</w:t>
+      </w:r>
+      <w:proofErr w:type="spellEnd"/>
+      <w:r>
+        <w:rPr>
+          <w:rFonts w:eastAsia="MS Mincho"/>
+        </w:rPr>
+        <w:t xml:space="preserve"> </w:t>
+      </w:r>
+      <w:proofErr w:type="spellStart"/>
+      <w:r>
+        <w:rPr>
+          <w:rFonts w:eastAsia="MS Mincho"/>
+        </w:rPr>
+        <w:t>pha</w:t>
+      </w:r>
+      <w:proofErr w:type="spellEnd"/>
+      <w:r>
+        <w:rPr>
+          <w:rFonts w:eastAsia="MS Mincho"/>
+        </w:rPr>
+        <w:t xml:space="preserve"> </w:t>
+      </w:r>
+      <w:proofErr w:type="spellStart"/>
+      <w:r>
+        <w:rPr>
+          <w:rFonts w:eastAsia="MS Mincho"/>
+        </w:rPr>
+        <w:t>và</w:t>
+      </w:r>
+      <w:proofErr w:type="spellEnd"/>
+      <w:r>
+        <w:rPr>
+          <w:rFonts w:eastAsia="MS Mincho"/>
+        </w:rPr>
+        <w:t xml:space="preserve"> </w:t>
+      </w:r>
+      <w:proofErr w:type="spellStart"/>
+      <w:r>
+        <w:rPr>
+          <w:rFonts w:eastAsia="MS Mincho"/>
+        </w:rPr>
+        <w:t>dây</w:t>
+      </w:r>
+      <w:proofErr w:type="spellEnd"/>
+      <w:r>
+        <w:rPr>
+          <w:rFonts w:eastAsia="MS Mincho"/>
+        </w:rPr>
+        <w:t xml:space="preserve"> </w:t>
+      </w:r>
+      <w:proofErr w:type="spellStart"/>
+      <w:r>
+        <w:rPr>
+          <w:rFonts w:eastAsia="MS Mincho"/>
+        </w:rPr>
+        <w:t>trung</w:t>
+      </w:r>
+      <w:proofErr w:type="spellEnd"/>
+      <w:r>
+        <w:rPr>
+          <w:rFonts w:eastAsia="MS Mincho"/>
+        </w:rPr>
+        <w:t xml:space="preserve"> </w:t>
+      </w:r>
+      <w:proofErr w:type="spellStart"/>
+      <w:r>
+        <w:rPr>
+          <w:rFonts w:eastAsia="MS Mincho"/>
+        </w:rPr>
+        <w:t>tính</w:t>
+      </w:r>
+      <w:proofErr w:type="spellEnd"/>
+      <w:r>
+        <w:rPr>
+          <w:rFonts w:eastAsia="MS Mincho"/>
+        </w:rPr>
+        <w:t xml:space="preserve"> </w:t>
+      </w:r>
+      <w:proofErr w:type="spellStart"/>
+      <w:r>
+        <w:rPr>
+          <w:rFonts w:eastAsia="MS Mincho"/>
+        </w:rPr>
+        <w:t>cách</w:t>
+      </w:r>
+      <w:proofErr w:type="spellEnd"/>
+      <w:r>
+        <w:rPr>
+          <w:rFonts w:eastAsia="MS Mincho"/>
+        </w:rPr>
+        <w:t xml:space="preserve"> </w:t>
+      </w:r>
+      <w:proofErr w:type="spellStart"/>
+      <w:r>
+        <w:rPr>
+          <w:rFonts w:eastAsia="MS Mincho"/>
+        </w:rPr>
+        <w:t>ly</w:t>
+      </w:r>
+      <w:proofErr w:type="spellEnd"/>
+      <w:r>
+        <w:rPr>
+          <w:rFonts w:eastAsia="MS Mincho"/>
+        </w:rPr>
+        <w:t xml:space="preserve"> </w:t>
+      </w:r>
+      <w:proofErr w:type="spellStart"/>
+      <w:r>
+        <w:rPr>
+          <w:rFonts w:eastAsia="MS Mincho"/>
+        </w:rPr>
+        <w:t>hoàn</w:t>
+      </w:r>
+      <w:proofErr w:type="spellEnd"/>
+      <w:r>
+        <w:rPr>
+          <w:rFonts w:eastAsia="MS Mincho"/>
+        </w:rPr>
+        <w:t xml:space="preserve"> </w:t>
+      </w:r>
+      <w:proofErr w:type="spellStart"/>
+      <w:r>
+        <w:rPr>
+          <w:rFonts w:eastAsia="MS Mincho"/>
+        </w:rPr>
+        <w:t>toàn</w:t>
+      </w:r>
+      <w:proofErr w:type="spellEnd"/>
+      <w:r>
+        <w:rPr>
+          <w:rFonts w:eastAsia="MS Mincho"/>
+        </w:rPr>
+        <w:t xml:space="preserve"> </w:t>
+      </w:r>
+      <w:proofErr w:type="spellStart"/>
+      <w:r>
+        <w:rPr>
+          <w:rFonts w:eastAsia="MS Mincho"/>
+        </w:rPr>
+        <w:t>giữa</w:t>
+      </w:r>
+      <w:proofErr w:type="spellEnd"/>
+      <w:r>
+        <w:rPr>
+          <w:rFonts w:eastAsia="MS Mincho"/>
+        </w:rPr>
+        <w:t xml:space="preserve"> </w:t>
+      </w:r>
+      <w:proofErr w:type="spellStart"/>
+      <w:r>
+        <w:rPr>
+          <w:rFonts w:eastAsia="MS Mincho"/>
+        </w:rPr>
+        <w:t>nguồn</w:t>
+      </w:r>
+      <w:proofErr w:type="spellEnd"/>
+      <w:r>
+        <w:rPr>
+          <w:rFonts w:eastAsia="MS Mincho"/>
+        </w:rPr>
+        <w:t xml:space="preserve"> </w:t>
+      </w:r>
+      <w:proofErr w:type="spellStart"/>
+      <w:r>
+        <w:rPr>
+          <w:rFonts w:eastAsia="MS Mincho"/>
+        </w:rPr>
+        <w:t>điện</w:t>
+      </w:r>
+      <w:proofErr w:type="spellEnd"/>
+      <w:r>
+        <w:rPr>
+          <w:rFonts w:eastAsia="MS Mincho"/>
+        </w:rPr>
+        <w:t xml:space="preserve"> </w:t>
+      </w:r>
+      <w:proofErr w:type="spellStart"/>
+      <w:r>
+        <w:rPr>
+          <w:rFonts w:eastAsia="MS Mincho"/>
+        </w:rPr>
+        <w:t>và</w:t>
+      </w:r>
+      <w:proofErr w:type="spellEnd"/>
+      <w:r>
+        <w:rPr>
+          <w:rFonts w:eastAsia="MS Mincho"/>
+        </w:rPr>
+        <w:t xml:space="preserve"> </w:t>
+      </w:r>
+      <w:proofErr w:type="spellStart"/>
+      <w:r>
+        <w:rPr>
+          <w:rFonts w:eastAsia="MS Mincho"/>
+        </w:rPr>
+        <w:t>m</w:t>
+      </w:r>
+      <w:r>
+        <w:rPr>
+          <w:rFonts w:eastAsia="MS Mincho"/>
+        </w:rPr>
+        <w:t>áy</w:t>
+      </w:r>
+      <w:proofErr w:type="spellEnd"/>
+      <w:r>
+        <w:rPr>
+          <w:rFonts w:eastAsia="MS Mincho"/>
+        </w:rPr>
+        <w:t xml:space="preserve"> </w:t>
+      </w:r>
+      <w:proofErr w:type="spellStart"/>
+      <w:r>
+        <w:rPr>
+          <w:rFonts w:eastAsia="MS Mincho"/>
+        </w:rPr>
+        <w:t>phát</w:t>
+      </w:r>
+      <w:proofErr w:type="spellEnd"/>
+      <w:r>
+        <w:rPr>
+          <w:rFonts w:eastAsia="MS Mincho"/>
+        </w:rPr>
+        <w:t xml:space="preserve"> (</w:t>
+      </w:r>
+      <w:proofErr w:type="spellStart"/>
+      <w:r>
+        <w:rPr>
+          <w:rFonts w:eastAsia="MS Mincho"/>
+        </w:rPr>
+        <w:t>nếu</w:t>
+      </w:r>
+      <w:proofErr w:type="spellEnd"/>
+      <w:r>
+        <w:rPr>
+          <w:rFonts w:eastAsia="MS Mincho"/>
+        </w:rPr>
+        <w:t xml:space="preserve"> </w:t>
+      </w:r>
+      <w:proofErr w:type="spellStart"/>
+      <w:r>
+        <w:rPr>
+          <w:rFonts w:eastAsia="MS Mincho"/>
+        </w:rPr>
+        <w:t>có</w:t>
+      </w:r>
+      <w:proofErr w:type="spellEnd"/>
+      <w:r>
+        <w:rPr>
+          <w:rFonts w:eastAsia="MS Mincho"/>
+        </w:rPr>
+        <w:t xml:space="preserve">) </w:t>
+      </w:r>
+      <w:proofErr w:type="spellStart"/>
+      <w:r>
+        <w:rPr>
+          <w:rFonts w:eastAsia="MS Mincho"/>
+        </w:rPr>
+        <w:t>trong</w:t>
+      </w:r>
+      <w:proofErr w:type="spellEnd"/>
+      <w:r>
+        <w:rPr>
+          <w:rFonts w:eastAsia="MS Mincho"/>
+        </w:rPr>
+        <w:t xml:space="preserve"> </w:t>
+      </w:r>
+      <w:proofErr w:type="spellStart"/>
+      <w:r>
+        <w:rPr>
+          <w:rFonts w:eastAsia="MS Mincho"/>
+        </w:rPr>
+        <w:t>thời</w:t>
+      </w:r>
+      <w:proofErr w:type="spellEnd"/>
+      <w:r>
+        <w:rPr>
+          <w:rFonts w:eastAsia="MS Mincho"/>
+        </w:rPr>
+        <w:t xml:space="preserve"> </w:t>
+      </w:r>
+      <w:proofErr w:type="spellStart"/>
+      <w:r>
+        <w:rPr>
+          <w:rFonts w:eastAsia="MS Mincho"/>
+        </w:rPr>
+        <w:t>gian</w:t>
+      </w:r>
+      <w:proofErr w:type="spellEnd"/>
+      <w:r>
+        <w:rPr>
+          <w:rFonts w:eastAsia="MS Mincho"/>
+        </w:rPr>
+        <w:t xml:space="preserve"> </w:t>
+      </w:r>
+      <w:proofErr w:type="spellStart"/>
+      <w:r>
+        <w:rPr>
+          <w:rFonts w:eastAsia="MS Mincho"/>
+        </w:rPr>
+        <w:t>mất</w:t>
+      </w:r>
+      <w:proofErr w:type="spellEnd"/>
+      <w:r>
+        <w:rPr>
+          <w:rFonts w:eastAsia="MS Mincho"/>
+        </w:rPr>
+        <w:t xml:space="preserve"> </w:t>
+      </w:r>
+      <w:proofErr w:type="spellStart"/>
+      <w:r>
+        <w:rPr>
+          <w:rFonts w:eastAsia="MS Mincho"/>
+        </w:rPr>
+        <w:t>điện</w:t>
+      </w:r>
+      <w:proofErr w:type="spellEnd"/>
+      <w:r>
+        <w:rPr>
+          <w:rFonts w:eastAsia="MS Mincho"/>
+        </w:rPr>
+        <w:t xml:space="preserve"> </w:t>
+      </w:r>
+      <w:proofErr w:type="spellStart"/>
+      <w:r>
+        <w:rPr>
+          <w:rFonts w:eastAsia="MS Mincho"/>
+        </w:rPr>
+        <w:t>trên</w:t>
+      </w:r>
+      <w:proofErr w:type="spellEnd"/>
+      <w:r>
+        <w:rPr>
+          <w:rFonts w:eastAsia="MS Mincho"/>
+        </w:rPr>
+        <w:t>.</w:t>
       </w:r>
     </w:p>
     <w:p>
@@ -1066,13 +2105,295 @@
           <w:rFonts w:eastAsia="MS Mincho"/>
           <w:lang w:val="vi-VN"/>
         </w:rPr>
-        <w:t xml:space="preserve"> GELEX</w:t>
-      </w:r>
-      <w:r>
-        <w:rPr>
-          <w:rFonts w:eastAsia="MS Mincho"/>
-        </w:rPr>
-        <w:t xml:space="preserve"> xin trân trọng thông báo để Quý khách hàng được biết và có kế hoạch chủ động trong thời gian t</w:t>
+        <w:t xml:space="preserve"> </w:t>
+      </w:r>
+      <w:proofErr w:type="spellStart"/>
+      <w:r>
+        <w:rPr>
+          <w:rFonts w:eastAsia="MS Mincho"/>
+          <w:lang w:val="vi-VN"/>
+        </w:rPr>
+        <w:t>GELEX</w:t>
+      </w:r>
+      <w:proofErr w:type="spellEnd"/>
+      <w:r>
+        <w:rPr>
+          <w:rFonts w:eastAsia="MS Mincho"/>
+        </w:rPr>
+        <w:t xml:space="preserve"> </w:t>
+      </w:r>
+      <w:proofErr w:type="spellStart"/>
+      <w:r>
+        <w:rPr>
+          <w:rFonts w:eastAsia="MS Mincho"/>
+        </w:rPr>
+        <w:t>xin</w:t>
+      </w:r>
+      <w:proofErr w:type="spellEnd"/>
+      <w:r>
+        <w:rPr>
+          <w:rFonts w:eastAsia="MS Mincho"/>
+        </w:rPr>
+        <w:t xml:space="preserve"> </w:t>
+      </w:r>
+      <w:proofErr w:type="spellStart"/>
+      <w:r>
+        <w:rPr>
+          <w:rFonts w:eastAsia="MS Mincho"/>
+        </w:rPr>
+        <w:t>trân</w:t>
+      </w:r>
+      <w:proofErr w:type="spellEnd"/>
+      <w:r>
+        <w:rPr>
+          <w:rFonts w:eastAsia="MS Mincho"/>
+        </w:rPr>
+        <w:t xml:space="preserve"> </w:t>
+      </w:r>
+      <w:proofErr w:type="spellStart"/>
+      <w:r>
+        <w:rPr>
+          <w:rFonts w:eastAsia="MS Mincho"/>
+        </w:rPr>
+        <w:t>trọng</w:t>
+      </w:r>
+      <w:proofErr w:type="spellEnd"/>
+      <w:r>
+        <w:rPr>
+          <w:rFonts w:eastAsia="MS Mincho"/>
+        </w:rPr>
+        <w:t xml:space="preserve"> </w:t>
+      </w:r>
+      <w:proofErr w:type="spellStart"/>
+      <w:r>
+        <w:rPr>
+          <w:rFonts w:eastAsia="MS Mincho"/>
+        </w:rPr>
+        <w:t>thông</w:t>
+      </w:r>
+      <w:proofErr w:type="spellEnd"/>
+      <w:r>
+        <w:rPr>
+          <w:rFonts w:eastAsia="MS Mincho"/>
+        </w:rPr>
+        <w:t xml:space="preserve"> </w:t>
+      </w:r>
+      <w:proofErr w:type="spellStart"/>
+      <w:r>
+        <w:rPr>
+          <w:rFonts w:eastAsia="MS Mincho"/>
+        </w:rPr>
+        <w:t>báo</w:t>
+      </w:r>
+      <w:proofErr w:type="spellEnd"/>
+      <w:r>
+        <w:rPr>
+          <w:rFonts w:eastAsia="MS Mincho"/>
+        </w:rPr>
+        <w:t xml:space="preserve"> </w:t>
+      </w:r>
+      <w:proofErr w:type="spellStart"/>
+      <w:r>
+        <w:rPr>
+          <w:rFonts w:eastAsia="MS Mincho"/>
+        </w:rPr>
+        <w:t>để</w:t>
+      </w:r>
+      <w:proofErr w:type="spellEnd"/>
+      <w:r>
+        <w:rPr>
+          <w:rFonts w:eastAsia="MS Mincho"/>
+        </w:rPr>
+        <w:t xml:space="preserve"> Quý </w:t>
+      </w:r>
+      <w:proofErr w:type="spellStart"/>
+      <w:r>
+        <w:rPr>
+          <w:rFonts w:eastAsia="MS Mincho"/>
+        </w:rPr>
+        <w:t>khách</w:t>
+      </w:r>
+      <w:proofErr w:type="spellEnd"/>
+      <w:r>
+        <w:rPr>
+          <w:rFonts w:eastAsia="MS Mincho"/>
+        </w:rPr>
+        <w:t xml:space="preserve"> </w:t>
+      </w:r>
+      <w:proofErr w:type="spellStart"/>
+      <w:r>
+        <w:rPr>
+          <w:rFonts w:eastAsia="MS Mincho"/>
+        </w:rPr>
+        <w:t>hàng</w:t>
+      </w:r>
+      <w:proofErr w:type="spellEnd"/>
+      <w:r>
+        <w:rPr>
+          <w:rFonts w:eastAsia="MS Mincho"/>
+        </w:rPr>
+        <w:t xml:space="preserve"> </w:t>
+      </w:r>
+      <w:proofErr w:type="spellStart"/>
+      <w:r>
+        <w:rPr>
+          <w:rFonts w:eastAsia="MS Mincho"/>
+        </w:rPr>
+        <w:t>được</w:t>
+      </w:r>
+      <w:proofErr w:type="spellEnd"/>
+      <w:r>
+        <w:rPr>
+          <w:rFonts w:eastAsia="MS Mincho"/>
+        </w:rPr>
+        <w:t xml:space="preserve"> </w:t>
+      </w:r>
+      <w:proofErr w:type="spellStart"/>
+      <w:r>
+        <w:rPr>
+          <w:rFonts w:eastAsia="MS Mincho"/>
+        </w:rPr>
+        <w:t>biết</w:t>
+      </w:r>
+      <w:proofErr w:type="spellEnd"/>
+      <w:r>
+        <w:rPr>
+          <w:rFonts w:eastAsia="MS Mincho"/>
+        </w:rPr>
+        <w:t xml:space="preserve"> </w:t>
+      </w:r>
+      <w:proofErr w:type="spellStart"/>
+      <w:r>
+        <w:rPr>
+          <w:rFonts w:eastAsia="MS Mincho"/>
+        </w:rPr>
+        <w:t>và</w:t>
+      </w:r>
+      <w:proofErr w:type="spellEnd"/>
+      <w:r>
+        <w:rPr>
+          <w:rFonts w:eastAsia="MS Mincho"/>
+        </w:rPr>
+        <w:t xml:space="preserve"> </w:t>
+      </w:r>
+      <w:proofErr w:type="spellStart"/>
+      <w:r>
+        <w:rPr>
+          <w:rFonts w:eastAsia="MS Mincho"/>
+        </w:rPr>
+        <w:t>có</w:t>
+      </w:r>
+      <w:proofErr w:type="spellEnd"/>
+      <w:r>
+        <w:rPr>
+          <w:rFonts w:eastAsia="MS Mincho"/>
+        </w:rPr>
+        <w:t xml:space="preserve"> </w:t>
+      </w:r>
+      <w:proofErr w:type="spellStart"/>
+      <w:r>
+        <w:rPr>
+          <w:rFonts w:eastAsia="MS Mincho"/>
+        </w:rPr>
+        <w:t>kế</w:t>
+      </w:r>
+      <w:proofErr w:type="spellEnd"/>
+      <w:r>
+        <w:rPr>
+          <w:rFonts w:eastAsia="MS Mincho"/>
+        </w:rPr>
+        <w:t xml:space="preserve"> </w:t>
+      </w:r>
+      <w:proofErr w:type="spellStart"/>
+      <w:r>
+        <w:rPr>
+          <w:rFonts w:eastAsia="MS Mincho"/>
+        </w:rPr>
+        <w:t>hoạch</w:t>
+      </w:r>
+      <w:proofErr w:type="spellEnd"/>
+      <w:r>
+        <w:rPr>
+          <w:rFonts w:eastAsia="MS Mincho"/>
+        </w:rPr>
+        <w:t xml:space="preserve"> </w:t>
+      </w:r>
+      <w:proofErr w:type="spellStart"/>
+      <w:r>
+        <w:rPr>
+          <w:rFonts w:eastAsia="MS Mincho"/>
+        </w:rPr>
+        <w:t>chủ</w:t>
+      </w:r>
+      <w:proofErr w:type="spellEnd"/>
+      <w:r>
+        <w:rPr>
+          <w:rFonts w:eastAsia="MS Mincho"/>
+        </w:rPr>
+        <w:t xml:space="preserve"> </w:t>
+      </w:r>
+      <w:proofErr w:type="spellStart"/>
+      <w:r>
+        <w:rPr>
+          <w:rFonts w:eastAsia="MS Mincho"/>
+        </w:rPr>
+        <w:t>động</w:t>
+      </w:r>
+      <w:proofErr w:type="spellEnd"/>
+      <w:r>
+        <w:rPr>
+          <w:rFonts w:eastAsia="MS Mincho"/>
+        </w:rPr>
+        <w:t xml:space="preserve"> </w:t>
+      </w:r>
+      <w:proofErr w:type="spellStart"/>
+      <w:r>
+        <w:rPr>
+          <w:rFonts w:eastAsia="MS Mincho"/>
+        </w:rPr>
+        <w:t>trong</w:t>
+      </w:r>
+      <w:proofErr w:type="spellEnd"/>
+      <w:r>
+        <w:rPr>
+          <w:rFonts w:eastAsia="MS Mincho"/>
+        </w:rPr>
+        <w:t xml:space="preserve"> </w:t>
+      </w:r>
+      <w:proofErr w:type="spellStart"/>
+      <w:r>
+        <w:rPr>
+          <w:rFonts w:eastAsia="MS Mincho"/>
+        </w:rPr>
+        <w:t>thời</w:t>
+      </w:r>
+      <w:proofErr w:type="spellEnd"/>
+      <w:r>
+        <w:rPr>
+          <w:rFonts w:eastAsia="MS Mincho"/>
+        </w:rPr>
+        <w:t xml:space="preserve"> </w:t>
+      </w:r>
+      <w:proofErr w:type="spellStart"/>
+      <w:r>
+        <w:rPr>
+          <w:rFonts w:eastAsia="MS Mincho"/>
+        </w:rPr>
+        <w:t>gian</w:t>
+      </w:r>
+      <w:proofErr w:type="spellEnd"/>
+      <w:r>
+        <w:rPr>
+          <w:rFonts w:eastAsia="MS Mincho"/>
+        </w:rPr>
+        <w:t xml:space="preserve"> </w:t>
+      </w:r>
+      <w:proofErr w:type="spellStart"/>
+      <w:r>
+        <w:rPr>
+          <w:rFonts w:eastAsia="MS Mincho"/>
+        </w:rPr>
+        <w:t>t</w:t>
       </w:r>
       <w:r>
         <w:rPr>
@@ -1084,7 +2405,294 @@
         <w:rPr>
           <w:rFonts w:eastAsia="MS Mincho"/>
         </w:rPr>
-        <w:t xml:space="preserve">m ngừng cấp điện trên. Nếu có vấn đề gì chưa rõ, xin Quý khách hàng liên hệ theo số điện thoại </w:t>
+        <w:t>m</w:t>
+      </w:r>
+      <w:proofErr w:type="spellEnd"/>
+      <w:r>
+        <w:rPr>
+          <w:rFonts w:eastAsia="MS Mincho"/>
+        </w:rPr>
+        <w:t xml:space="preserve"> </w:t>
+      </w:r>
+      <w:proofErr w:type="spellStart"/>
+      <w:r>
+        <w:rPr>
+          <w:rFonts w:eastAsia="MS Mincho"/>
+        </w:rPr>
+        <w:t>ngừng</w:t>
+      </w:r>
+      <w:proofErr w:type="spellEnd"/>
+      <w:r>
+        <w:rPr>
+          <w:rFonts w:eastAsia="MS Mincho"/>
+        </w:rPr>
+        <w:t xml:space="preserve"> </w:t>
+      </w:r>
+      <w:proofErr w:type="spellStart"/>
+      <w:r>
+        <w:rPr>
+          <w:rFonts w:eastAsia="MS Mincho"/>
+        </w:rPr>
+        <w:t>cấp</w:t>
+      </w:r>
+      <w:proofErr w:type="spellEnd"/>
+      <w:r>
+        <w:rPr>
+          <w:rFonts w:eastAsia="MS Mincho"/>
+        </w:rPr>
+        <w:t xml:space="preserve"> </w:t>
+      </w:r>
+      <w:proofErr w:type="spellStart"/>
+      <w:r>
+        <w:rPr>
+          <w:rFonts w:eastAsia="MS Mincho"/>
+        </w:rPr>
+        <w:t>điện</w:t>
+      </w:r>
+      <w:proofErr w:type="spellEnd"/>
+      <w:r>
+        <w:rPr>
+          <w:rFonts w:eastAsia="MS Mincho"/>
+        </w:rPr>
+        <w:t xml:space="preserve"> </w:t>
+      </w:r>
+      <w:proofErr w:type="spellStart"/>
+      <w:r>
+        <w:rPr>
+          <w:rFonts w:eastAsia="MS Mincho"/>
+        </w:rPr>
+        <w:t>trên</w:t>
+      </w:r>
+      <w:proofErr w:type="spellEnd"/>
+      <w:r>
+        <w:rPr>
+          <w:rFonts w:eastAsia="MS Mincho"/>
+        </w:rPr>
+        <w:t xml:space="preserve">. </w:t>
+      </w:r>
+      <w:proofErr w:type="spellStart"/>
+      <w:r>
+        <w:rPr>
+          <w:rFonts w:eastAsia="MS Mincho"/>
+        </w:rPr>
+        <w:t>Nếu</w:t>
+      </w:r>
+      <w:proofErr w:type="spellEnd"/>
+      <w:r>
+        <w:rPr>
+          <w:rFonts w:eastAsia="MS Mincho"/>
+        </w:rPr>
+        <w:t xml:space="preserve"> </w:t>
+      </w:r>
+      <w:proofErr w:type="spellStart"/>
+      <w:r>
+        <w:rPr>
+          <w:rFonts w:eastAsia="MS Mincho"/>
+        </w:rPr>
+        <w:t>có</w:t>
+      </w:r>
+      <w:proofErr w:type="spellEnd"/>
+      <w:r>
+        <w:rPr>
+          <w:rFonts w:eastAsia="MS Mincho"/>
+        </w:rPr>
+        <w:t xml:space="preserve"> </w:t>
+      </w:r>
+      <w:proofErr w:type="spellStart"/>
+      <w:r>
+        <w:rPr>
+          <w:rFonts w:eastAsia="MS Mincho"/>
+        </w:rPr>
+        <w:t>vấn</w:t>
+      </w:r>
+      <w:proofErr w:type="spellEnd"/>
+      <w:r>
+        <w:rPr>
+          <w:rFonts w:eastAsia="MS Mincho"/>
+        </w:rPr>
+        <w:t xml:space="preserve"> </w:t>
+      </w:r>
+      <w:proofErr w:type="spellStart"/>
+      <w:r>
+        <w:rPr>
+          <w:rFonts w:eastAsia="MS Mincho"/>
+        </w:rPr>
+        <w:t>đề</w:t>
+      </w:r>
+      <w:proofErr w:type="spellEnd"/>
+      <w:r>
+        <w:rPr>
+          <w:rFonts w:eastAsia="MS Mincho"/>
+        </w:rPr>
+        <w:t xml:space="preserve"> </w:t>
+      </w:r>
+      <w:proofErr w:type="spellStart"/>
+      <w:r>
+        <w:rPr>
+          <w:rFonts w:eastAsia="MS Mincho"/>
+        </w:rPr>
+        <w:t>gì</w:t>
+      </w:r>
+      <w:proofErr w:type="spellEnd"/>
+      <w:r>
+        <w:rPr>
+          <w:rFonts w:eastAsia="MS Mincho"/>
+        </w:rPr>
+        <w:t xml:space="preserve"> </w:t>
+      </w:r>
+      <w:proofErr w:type="spellStart"/>
+      <w:r>
+        <w:rPr>
+          <w:rFonts w:eastAsia="MS Mincho"/>
+        </w:rPr>
+        <w:t>chưa</w:t>
+      </w:r>
+      <w:proofErr w:type="spellEnd"/>
+      <w:r>
+        <w:rPr>
+          <w:rFonts w:eastAsia="MS Mincho"/>
+        </w:rPr>
+        <w:t xml:space="preserve"> </w:t>
+      </w:r>
+      <w:proofErr w:type="spellStart"/>
+      <w:r>
+        <w:rPr>
+          <w:rFonts w:eastAsia="MS Mincho"/>
+        </w:rPr>
+        <w:t>rõ</w:t>
+      </w:r>
+      <w:proofErr w:type="spellEnd"/>
+      <w:r>
+        <w:rPr>
+          <w:rFonts w:eastAsia="MS Mincho"/>
+        </w:rPr>
+        <w:t xml:space="preserve">, </w:t>
+      </w:r>
+      <w:proofErr w:type="spellStart"/>
+      <w:r>
+        <w:rPr>
+          <w:rFonts w:eastAsia="MS Mincho"/>
+        </w:rPr>
+        <w:t>xin</w:t>
+      </w:r>
+      <w:proofErr w:type="spellEnd"/>
+      <w:r>
+        <w:rPr>
+          <w:rFonts w:eastAsia="MS Mincho"/>
+        </w:rPr>
+        <w:t xml:space="preserve"> Quý </w:t>
+      </w:r>
+      <w:proofErr w:type="spellStart"/>
+      <w:r>
+        <w:rPr>
+          <w:rFonts w:eastAsia="MS Mincho"/>
+        </w:rPr>
+        <w:t>khách</w:t>
+      </w:r>
+      <w:proofErr w:type="spellEnd"/>
+      <w:r>
+        <w:rPr>
+          <w:rFonts w:eastAsia="MS Mincho"/>
+        </w:rPr>
+        <w:t xml:space="preserve"> </w:t>
+      </w:r>
+      <w:proofErr w:type="spellStart"/>
+      <w:r>
+        <w:rPr>
+          <w:rFonts w:eastAsia="MS Mincho"/>
+        </w:rPr>
+        <w:t>hàng</w:t>
+      </w:r>
+      <w:proofErr w:type="spellEnd"/>
+      <w:r>
+        <w:rPr>
+          <w:rFonts w:eastAsia="MS Mincho"/>
+        </w:rPr>
+        <w:t xml:space="preserve"> </w:t>
+      </w:r>
+      <w:proofErr w:type="spellStart"/>
+      <w:r>
+        <w:rPr>
+          <w:rFonts w:eastAsia="MS Mincho"/>
+        </w:rPr>
+        <w:t>liên</w:t>
+      </w:r>
+      <w:proofErr w:type="spellEnd"/>
+      <w:r>
+        <w:rPr>
+          <w:rFonts w:eastAsia="MS Mincho"/>
+        </w:rPr>
+        <w:t xml:space="preserve"> </w:t>
+      </w:r>
+      <w:proofErr w:type="spellStart"/>
+      <w:r>
+        <w:rPr>
+          <w:rFonts w:eastAsia="MS Mincho"/>
+        </w:rPr>
+        <w:t>hệ</w:t>
+      </w:r>
+      <w:proofErr w:type="spellEnd"/>
+      <w:r>
+        <w:rPr>
+          <w:rFonts w:eastAsia="MS Mincho"/>
+        </w:rPr>
+        <w:t xml:space="preserve"> </w:t>
+      </w:r>
+      <w:proofErr w:type="spellStart"/>
+      <w:r>
+        <w:rPr>
+          <w:rFonts w:eastAsia="MS Mincho"/>
+        </w:rPr>
+        <w:t>theo</w:t>
+      </w:r>
+      <w:proofErr w:type="spellEnd"/>
+      <w:r>
+        <w:rPr>
+          <w:rFonts w:eastAsia="MS Mincho"/>
+        </w:rPr>
+        <w:t xml:space="preserve"> </w:t>
+      </w:r>
+      <w:proofErr w:type="spellStart"/>
+      <w:r>
+        <w:rPr>
+          <w:rFonts w:eastAsia="MS Mincho"/>
+        </w:rPr>
+        <w:t>số</w:t>
+      </w:r>
+      <w:proofErr w:type="spellEnd"/>
+      <w:r>
+        <w:rPr>
+          <w:rFonts w:eastAsia="MS Mincho"/>
+        </w:rPr>
+        <w:t xml:space="preserve"> </w:t>
+      </w:r>
+      <w:proofErr w:type="spellStart"/>
+      <w:r>
+        <w:rPr>
+          <w:rFonts w:eastAsia="MS Mincho"/>
+        </w:rPr>
+        <w:t>điện</w:t>
+      </w:r>
+      <w:proofErr w:type="spellEnd"/>
+      <w:r>
+        <w:rPr>
+          <w:rFonts w:eastAsia="MS Mincho"/>
+        </w:rPr>
+        <w:t xml:space="preserve"> </w:t>
+      </w:r>
+      <w:proofErr w:type="spellStart"/>
+      <w:r>
+        <w:rPr>
+          <w:rFonts w:eastAsia="MS Mincho"/>
+        </w:rPr>
+        <w:t>thoại</w:t>
+      </w:r>
+      <w:proofErr w:type="spellEnd"/>
+      <w:r>
+        <w:rPr>
+          <w:rFonts w:eastAsia="MS Mincho"/>
+        </w:rPr>
+        <w:t xml:space="preserve"> </w:t>
       </w:r>
       <w:r>
         <w:rPr>
@@ -1093,20 +2701,176 @@
           <w:sz w:val="26"/>
           <w:szCs w:val="26"/>
         </w:rPr>
-        <w:t>0794.06.8686 hoặc số điện thoại bàn 0222.3666.858</w:t>
-      </w:r>
+        <w:t xml:space="preserve">0794.06.8686 </w:t>
+      </w:r>
+      <w:proofErr w:type="spellStart"/>
       <w:r>
         <w:rPr>
           <w:rFonts w:eastAsia="MS Mincho"/>
           <w:color w:val="FF0000"/>
-        </w:rPr>
-        <w:t xml:space="preserve"> </w:t>
-      </w:r>
-      <w:r>
-        <w:rPr>
-          <w:rFonts w:eastAsia="MS Mincho"/>
-        </w:rPr>
-        <w:t>(24/24h) để được giải đáp.</w:t>
+          <w:sz w:val="26"/>
+          <w:szCs w:val="26"/>
+        </w:rPr>
+        <w:t>hoặc</w:t>
+      </w:r>
+      <w:proofErr w:type="spellEnd"/>
+      <w:r>
+        <w:rPr>
+          <w:rFonts w:eastAsia="MS Mincho"/>
+          <w:color w:val="FF0000"/>
+          <w:sz w:val="26"/>
+          <w:szCs w:val="26"/>
+        </w:rPr>
+        <w:t xml:space="preserve"> </w:t>
+      </w:r>
+      <w:proofErr w:type="spellStart"/>
+      <w:r>
+        <w:rPr>
+          <w:rFonts w:eastAsia="MS Mincho"/>
+          <w:color w:val="FF0000"/>
+          <w:sz w:val="26"/>
+          <w:szCs w:val="26"/>
+        </w:rPr>
+        <w:t>số</w:t>
+      </w:r>
+      <w:proofErr w:type="spellEnd"/>
+      <w:r>
+        <w:rPr>
+          <w:rFonts w:eastAsia="MS Mincho"/>
+          <w:color w:val="FF0000"/>
+          <w:sz w:val="26"/>
+          <w:szCs w:val="26"/>
+        </w:rPr>
+        <w:t xml:space="preserve"> </w:t>
+      </w:r>
+      <w:proofErr w:type="spellStart"/>
+      <w:r>
+        <w:rPr>
+          <w:rFonts w:eastAsia="MS Mincho"/>
+          <w:color w:val="FF0000"/>
+          <w:sz w:val="26"/>
+          <w:szCs w:val="26"/>
+        </w:rPr>
+        <w:t>điện</w:t>
+      </w:r>
+      <w:proofErr w:type="spellEnd"/>
+      <w:r>
+        <w:rPr>
+          <w:rFonts w:eastAsia="MS Mincho"/>
+          <w:color w:val="FF0000"/>
+          <w:sz w:val="26"/>
+          <w:szCs w:val="26"/>
+        </w:rPr>
+        <w:t xml:space="preserve"> </w:t>
+      </w:r>
+      <w:proofErr w:type="spellStart"/>
+      <w:r>
+        <w:rPr>
+          <w:rFonts w:eastAsia="MS Mincho"/>
+          <w:color w:val="FF0000"/>
+          <w:sz w:val="26"/>
+          <w:szCs w:val="26"/>
+        </w:rPr>
+        <w:t>thoại</w:t>
+      </w:r>
+      <w:proofErr w:type="spellEnd"/>
+      <w:r>
+        <w:rPr>
+          <w:rFonts w:eastAsia="MS Mincho"/>
+          <w:color w:val="FF0000"/>
+          <w:sz w:val="26"/>
+          <w:szCs w:val="26"/>
+        </w:rPr>
+        <w:t xml:space="preserve"> </w:t>
+      </w:r>
+      <w:proofErr w:type="spellStart"/>
+      <w:r>
+        <w:rPr>
+          <w:rFonts w:eastAsia="MS Mincho"/>
+          <w:color w:val="FF0000"/>
+          <w:sz w:val="26"/>
+          <w:szCs w:val="26"/>
+        </w:rPr>
+        <w:t>bàn</w:t>
+      </w:r>
+      <w:proofErr w:type="spellEnd"/>
+      <w:r>
+        <w:rPr>
+          <w:rFonts w:eastAsia="MS Mincho"/>
+          <w:color w:val="FF0000"/>
+          <w:sz w:val="26"/>
+          <w:szCs w:val="26"/>
+        </w:rPr>
+        <w:t xml:space="preserve"> 0222.3666.858</w:t>
+      </w:r>
+      <w:r>
+        <w:rPr>
+          <w:rFonts w:eastAsia="MS Mincho"/>
+          <w:color w:val="FF0000"/>
+        </w:rPr>
+        <w:t xml:space="preserve"> </w:t>
+      </w:r>
+      <w:r>
+        <w:rPr>
+          <w:rFonts w:eastAsia="MS Mincho"/>
+        </w:rPr>
+        <w:t xml:space="preserve">(24/24h) </w:t>
+      </w:r>
+      <w:proofErr w:type="spellStart"/>
+      <w:r>
+        <w:rPr>
+          <w:rFonts w:eastAsia="MS Mincho"/>
+        </w:rPr>
+        <w:t>để</w:t>
+      </w:r>
+      <w:proofErr w:type="spellEnd"/>
+      <w:r>
+        <w:rPr>
+          <w:rFonts w:eastAsia="MS Mincho"/>
+        </w:rPr>
+        <w:t xml:space="preserve"> </w:t>
+      </w:r>
+      <w:proofErr w:type="spellStart"/>
+      <w:r>
+        <w:rPr>
+          <w:rFonts w:eastAsia="MS Mincho"/>
+        </w:rPr>
+        <w:t>được</w:t>
+      </w:r>
+      <w:proofErr w:type="spellEnd"/>
+      <w:r>
+        <w:rPr>
+          <w:rFonts w:eastAsia="MS Mincho"/>
+        </w:rPr>
+        <w:t xml:space="preserve"> </w:t>
+      </w:r>
+      <w:proofErr w:type="spellStart"/>
+      <w:r>
+        <w:rPr>
+          <w:rFonts w:eastAsia="MS Mincho"/>
+        </w:rPr>
+        <w:t>giải</w:t>
+      </w:r>
+      <w:proofErr w:type="spellEnd"/>
+      <w:r>
+        <w:rPr>
+          <w:rFonts w:eastAsia="MS Mincho"/>
+        </w:rPr>
+        <w:t xml:space="preserve"> </w:t>
+      </w:r>
+      <w:proofErr w:type="spellStart"/>
+      <w:r>
+        <w:rPr>
+          <w:rFonts w:eastAsia="MS Mincho"/>
+        </w:rPr>
+        <w:t>đáp</w:t>
+      </w:r>
+      <w:proofErr w:type="spellEnd"/>
+      <w:r>
+        <w:rPr>
+          <w:rFonts w:eastAsia="MS Mincho"/>
+        </w:rPr>
+        <w:t>.</w:t>
       </w:r>
     </w:p>
     <w:p>
@@ -1121,7 +2885,63 @@
         <w:rPr>
           <w:rFonts w:eastAsia="MS Mincho"/>
         </w:rPr>
-        <w:t>Xin trân trọng cảm ơn!</w:t>
+        <w:t xml:space="preserve">Xin </w:t>
+      </w:r>
+      <w:proofErr w:type="spellStart"/>
+      <w:r>
+        <w:rPr>
+          <w:rFonts w:eastAsia="MS Mincho"/>
+        </w:rPr>
+        <w:t>trân</w:t>
+      </w:r>
+      <w:proofErr w:type="spellEnd"/>
+      <w:r>
+        <w:rPr>
+          <w:rFonts w:eastAsia="MS Mincho"/>
+        </w:rPr>
+        <w:t xml:space="preserve"> </w:t>
+      </w:r>
+      <w:proofErr w:type="spellStart"/>
+      <w:r>
+        <w:rPr>
+          <w:rFonts w:eastAsia="MS Mincho"/>
+        </w:rPr>
+        <w:t>trọng</w:t>
+      </w:r>
+      <w:proofErr w:type="spellEnd"/>
+      <w:r>
+        <w:rPr>
+          <w:rFonts w:eastAsia="MS Mincho"/>
+        </w:rPr>
+        <w:t xml:space="preserve"> </w:t>
+      </w:r>
+      <w:proofErr w:type="spellStart"/>
+      <w:r>
+        <w:rPr>
+          <w:rFonts w:eastAsia="MS Mincho"/>
+        </w:rPr>
+        <w:t>cảm</w:t>
+      </w:r>
+      <w:proofErr w:type="spellEnd"/>
+      <w:r>
+        <w:rPr>
+          <w:rFonts w:eastAsia="MS Mincho"/>
+        </w:rPr>
+        <w:t xml:space="preserve"> </w:t>
+      </w:r>
+      <w:proofErr w:type="spellStart"/>
+      <w:r>
+        <w:rPr>
+          <w:rFonts w:eastAsia="MS Mincho"/>
+        </w:rPr>
+        <w:t>ơn</w:t>
+      </w:r>
+      <w:proofErr w:type="spellEnd"/>
+      <w:r>
+        <w:rPr>
+          <w:rFonts w:eastAsia="MS Mincho"/>
+        </w:rPr>
+        <w:t>!</w:t>
       </w:r>
     </w:p>
     <w:tbl>
@@ -1223,12 +3043,21 @@
               </w:rPr>
               <w:t xml:space="preserve">- </w:t>
             </w:r>
+            <w:proofErr w:type="spellStart"/>
             <w:r>
               <w:rPr>
                 <w:i/>
                 <w:lang w:val="vi-VN"/>
               </w:rPr>
-              <w:t>TVH Bắc Ninh</w:t>
+              <w:t>TVH</w:t>
+            </w:r>
+            <w:proofErr w:type="spellEnd"/>
+            <w:r>
+              <w:rPr>
+                <w:i/>
+                <w:lang w:val="vi-VN"/>
+              </w:rPr>
+              <w:t xml:space="preserve"> Bắc Ninh</w:t>
             </w:r>
             <w:r>
               <w:rPr>
@@ -1254,6 +3083,7 @@
               </w:rPr>
               <w:t xml:space="preserve">- Lưu: </w:t>
             </w:r>
+            <w:proofErr w:type="spellStart"/>
             <w:r>
               <w:rPr>
                 <w:i/>
@@ -1261,6 +3091,7 @@
               </w:rPr>
               <w:t>VT</w:t>
             </w:r>
+            <w:proofErr w:type="spellEnd"/>
             <w:r>
               <w:rPr>
                 <w:i/>
@@ -1402,7 +3233,25 @@
           <w:bCs/>
           <w:lang w:val="vi-VN"/>
         </w:rPr>
-        <w:t>{appendixIndex}</w:t>
+        <w:t>{</w:t>
+      </w:r>
+      <w:proofErr w:type="spellStart"/>
+      <w:r>
+        <w:rPr>
+          <w:b/>
+          <w:bCs/>
+          <w:lang w:val="vi-VN"/>
+        </w:rPr>
+        <w:t>appendixIndex</w:t>
+      </w:r>
+      <w:proofErr w:type="spellEnd"/>
+      <w:r>
+        <w:rPr>
+          <w:b/>
+          <w:bCs/>
+          <w:lang w:val="vi-VN"/>
+        </w:rPr>
+        <w:t>}</w:t>
       </w:r>
       <w:r>
         <w:rPr>
@@ -1447,23 +3296,72 @@
           <w:color w:val="FF0000"/>
           <w:lang w:val="vi-VN"/>
         </w:rPr>
-        <w:t>/2026/GETC/TB-GĐ</w:t>
-      </w:r>
+        <w:t>/2026/</w:t>
+      </w:r>
+      <w:proofErr w:type="spellStart"/>
       <w:r>
         <w:rPr>
           <w:i/>
           <w:iCs/>
-          <w:lang w:val="vi-VN"/>
-        </w:rPr>
-        <w:t xml:space="preserve"> </w:t>
-      </w:r>
+          <w:color w:val="FF0000"/>
+          <w:lang w:val="vi-VN"/>
+        </w:rPr>
+        <w:t>GETC</w:t>
+      </w:r>
+      <w:proofErr w:type="spellEnd"/>
       <w:r>
         <w:rPr>
           <w:i/>
           <w:iCs/>
-          <w:lang w:val="vi-VN"/>
-        </w:rPr>
-        <w:t>{noticeDate})</w:t>
+          <w:color w:val="FF0000"/>
+          <w:lang w:val="vi-VN"/>
+        </w:rPr>
+        <w:t>/TB-</w:t>
+      </w:r>
+      <w:proofErr w:type="spellStart"/>
+      <w:r>
+        <w:rPr>
+          <w:i/>
+          <w:iCs/>
+          <w:color w:val="FF0000"/>
+          <w:lang w:val="vi-VN"/>
+        </w:rPr>
+        <w:t>GĐ</w:t>
+      </w:r>
+      <w:proofErr w:type="spellEnd"/>
+      <w:r>
+        <w:rPr>
+          <w:i/>
+          <w:iCs/>
+          <w:lang w:val="vi-VN"/>
+        </w:rPr>
+        <w:t xml:space="preserve"> </w:t>
+      </w:r>
+      <w:r>
+        <w:rPr>
+          <w:i/>
+          <w:iCs/>
+          <w:lang w:val="vi-VN"/>
+        </w:rPr>
+        <w:t>{</w:t>
+      </w:r>
+      <w:proofErr w:type="spellStart"/>
+      <w:r>
+        <w:rPr>
+          <w:i/>
+          <w:iCs/>
+          <w:lang w:val="vi-VN"/>
+        </w:rPr>
+        <w:t>noticeDate</w:t>
+      </w:r>
+      <w:proofErr w:type="spellEnd"/>
+      <w:r>
+        <w:rPr>
+          <w:i/>
+          <w:iCs/>
+          <w:lang w:val="vi-VN"/>
+        </w:rPr>
+        <w:t>})</w:t>
       </w:r>
     </w:p>
     <w:p>
@@ -1505,6 +3403,7 @@
                 <w:bCs/>
               </w:rPr>
             </w:pPr>
+            <w:proofErr w:type="spellStart"/>
             <w:r>
               <w:rPr>
                 <w:b/>
@@ -1512,6 +3411,7 @@
               </w:rPr>
               <w:t>STT</w:t>
             </w:r>
+            <w:proofErr w:type="spellEnd"/>
           </w:p>
         </w:tc>
         <w:tc>
@@ -1528,13 +3428,127 @@
                 <w:bCs/>
               </w:rPr>
             </w:pPr>
-            <w:r>
-              <w:rPr>
-                <w:b/>
-                <w:bCs/>
-              </w:rPr>
-              <w:t>Khách hàng /nhóm khách hàng nhận thông báo</w:t>
-            </w:r>
+            <w:proofErr w:type="spellStart"/>
+            <w:r>
+              <w:rPr>
+                <w:b/>
+                <w:bCs/>
+              </w:rPr>
+              <w:t>Khách</w:t>
+            </w:r>
+            <w:proofErr w:type="spellEnd"/>
+            <w:r>
+              <w:rPr>
+                <w:b/>
+                <w:bCs/>
+              </w:rPr>
+              <w:t xml:space="preserve"> </w:t>
+            </w:r>
+            <w:proofErr w:type="spellStart"/>
+            <w:r>
+              <w:rPr>
+                <w:b/>
+                <w:bCs/>
+              </w:rPr>
+              <w:t>hàng</w:t>
+            </w:r>
+            <w:proofErr w:type="spellEnd"/>
+            <w:r>
+              <w:rPr>
+                <w:b/>
+                <w:bCs/>
+              </w:rPr>
+              <w:t xml:space="preserve"> /</w:t>
+            </w:r>
+            <w:proofErr w:type="spellStart"/>
+            <w:r>
+              <w:rPr>
+                <w:b/>
+                <w:bCs/>
+              </w:rPr>
+              <w:t>nhóm</w:t>
+            </w:r>
+            <w:proofErr w:type="spellEnd"/>
+            <w:r>
+              <w:rPr>
+                <w:b/>
+                <w:bCs/>
+              </w:rPr>
+              <w:t xml:space="preserve"> </w:t>
+            </w:r>
+            <w:proofErr w:type="spellStart"/>
+            <w:r>
+              <w:rPr>
+                <w:b/>
+                <w:bCs/>
+              </w:rPr>
+              <w:t>khách</w:t>
+            </w:r>
+            <w:proofErr w:type="spellEnd"/>
+            <w:r>
+              <w:rPr>
+                <w:b/>
+                <w:bCs/>
+              </w:rPr>
+              <w:t xml:space="preserve"> </w:t>
+            </w:r>
+            <w:proofErr w:type="spellStart"/>
+            <w:r>
+              <w:rPr>
+                <w:b/>
+                <w:bCs/>
+              </w:rPr>
+              <w:t>hàng</w:t>
+            </w:r>
+            <w:proofErr w:type="spellEnd"/>
+            <w:r>
+              <w:rPr>
+                <w:b/>
+                <w:bCs/>
+              </w:rPr>
+              <w:t xml:space="preserve"> </w:t>
+            </w:r>
+            <w:proofErr w:type="spellStart"/>
+            <w:r>
+              <w:rPr>
+                <w:b/>
+                <w:bCs/>
+              </w:rPr>
+              <w:t>nhận</w:t>
+            </w:r>
+            <w:proofErr w:type="spellEnd"/>
+            <w:r>
+              <w:rPr>
+                <w:b/>
+                <w:bCs/>
+              </w:rPr>
+              <w:t xml:space="preserve"> </w:t>
+            </w:r>
+            <w:proofErr w:type="spellStart"/>
+            <w:r>
+              <w:rPr>
+                <w:b/>
+                <w:bCs/>
+              </w:rPr>
+              <w:t>thông</w:t>
+            </w:r>
+            <w:proofErr w:type="spellEnd"/>
+            <w:r>
+              <w:rPr>
+                <w:b/>
+                <w:bCs/>
+              </w:rPr>
+              <w:t xml:space="preserve"> </w:t>
+            </w:r>
+            <w:proofErr w:type="spellStart"/>
+            <w:r>
+              <w:rPr>
+                <w:b/>
+                <w:bCs/>
+              </w:rPr>
+              <w:t>báo</w:t>
+            </w:r>
+            <w:proofErr w:type="spellEnd"/>
           </w:p>
         </w:tc>
         <w:tc>
@@ -1551,13 +3565,63 @@
                 <w:bCs/>
               </w:rPr>
             </w:pPr>
-            <w:r>
-              <w:rPr>
-                <w:b/>
-                <w:bCs/>
-              </w:rPr>
-              <w:t>Hình thức thông báo</w:t>
-            </w:r>
+            <w:proofErr w:type="spellStart"/>
+            <w:r>
+              <w:rPr>
+                <w:b/>
+                <w:bCs/>
+              </w:rPr>
+              <w:t>Hình</w:t>
+            </w:r>
+            <w:proofErr w:type="spellEnd"/>
+            <w:r>
+              <w:rPr>
+                <w:b/>
+                <w:bCs/>
+              </w:rPr>
+              <w:t xml:space="preserve"> </w:t>
+            </w:r>
+            <w:proofErr w:type="spellStart"/>
+            <w:r>
+              <w:rPr>
+                <w:b/>
+                <w:bCs/>
+              </w:rPr>
+              <w:t>thức</w:t>
+            </w:r>
+            <w:proofErr w:type="spellEnd"/>
+            <w:r>
+              <w:rPr>
+                <w:b/>
+                <w:bCs/>
+              </w:rPr>
+              <w:t xml:space="preserve"> </w:t>
+            </w:r>
+            <w:proofErr w:type="spellStart"/>
+            <w:r>
+              <w:rPr>
+                <w:b/>
+                <w:bCs/>
+              </w:rPr>
+              <w:t>thông</w:t>
+            </w:r>
+            <w:proofErr w:type="spellEnd"/>
+            <w:r>
+              <w:rPr>
+                <w:b/>
+                <w:bCs/>
+              </w:rPr>
+              <w:t xml:space="preserve"> </w:t>
+            </w:r>
+            <w:proofErr w:type="spellStart"/>
+            <w:r>
+              <w:rPr>
+                <w:b/>
+                <w:bCs/>
+              </w:rPr>
+              <w:t>báo</w:t>
+            </w:r>
+            <w:proofErr w:type="spellEnd"/>
           </w:p>
         </w:tc>
         <w:tc>
@@ -1574,13 +3638,31 @@
                 <w:bCs/>
               </w:rPr>
             </w:pPr>
-            <w:r>
-              <w:rPr>
-                <w:b/>
-                <w:bCs/>
-              </w:rPr>
-              <w:t>Ghi chú</w:t>
-            </w:r>
+            <w:proofErr w:type="spellStart"/>
+            <w:r>
+              <w:rPr>
+                <w:b/>
+                <w:bCs/>
+              </w:rPr>
+              <w:t>Ghi</w:t>
+            </w:r>
+            <w:proofErr w:type="spellEnd"/>
+            <w:r>
+              <w:rPr>
+                <w:b/>
+                <w:bCs/>
+              </w:rPr>
+              <w:t xml:space="preserve"> </w:t>
+            </w:r>
+            <w:proofErr w:type="spellStart"/>
+            <w:r>
+              <w:rPr>
+                <w:b/>
+                <w:bCs/>
+              </w:rPr>
+              <w:t>chú</w:t>
+            </w:r>
+            <w:proofErr w:type="spellEnd"/>
           </w:p>
         </w:tc>
       </w:tr>
@@ -1595,7 +3677,15 @@
               <w:jc w:val="center"/>
             </w:pPr>
             <w:r>
-              <w:t>{#customers}{stt}</w:t>
+              <w:t>{#</w:t>
+            </w:r>
+            <w:proofErr w:type="gramStart"/>
+            <w:r>
+              <w:t>customers}{</w:t>
+            </w:r>
+            <w:proofErr w:type="gramEnd"/>
+            <w:r>
+              <w:t>stt}</w:t>
             </w:r>
           </w:p>
         </w:tc>
@@ -1622,7 +3712,31 @@
               <w:jc w:val="center"/>
             </w:pPr>
             <w:r>
-              <w:t>Qua email hoặc điện thoại.</w:t>
+              <w:t xml:space="preserve">Qua email </w:t>
+            </w:r>
+            <w:proofErr w:type="spellStart"/>
+            <w:r>
+              <w:t>hoặc</w:t>
+            </w:r>
+            <w:proofErr w:type="spellEnd"/>
+            <w:r>
+              <w:t xml:space="preserve"> </w:t>
+            </w:r>
+            <w:proofErr w:type="spellStart"/>
+            <w:r>
+              <w:t>điện</w:t>
+            </w:r>
+            <w:proofErr w:type="spellEnd"/>
+            <w:r>
+              <w:t xml:space="preserve"> </w:t>
+            </w:r>
+            <w:proofErr w:type="spellStart"/>
+            <w:r>
+              <w:t>thoại</w:t>
+            </w:r>
+            <w:proofErr w:type="spellEnd"/>
+            <w:r>
+              <w:t>.</w:t>
             </w:r>
           </w:p>
         </w:tc>

--- a/public/TBCD-template/PO.KCN-TTI.docx
+++ b/public/TBCD-template/PO.KCN-TTI.docx
@@ -1256,7 +1256,7 @@
                 <w:sz w:val="26"/>
                 <w:szCs w:val="26"/>
               </w:rPr>
-              <w:t>KCN</w:t>
+              <w:t>{area}</w:t>
             </w:r>
             <w:proofErr w:type="spellEnd"/>
             <w:r>
@@ -1265,7 +1265,7 @@
                 <w:sz w:val="26"/>
                 <w:szCs w:val="26"/>
               </w:rPr>
-              <w:t xml:space="preserve"> </w:t>
+              <w:t xml:space="preserve"/>
             </w:r>
             <w:proofErr w:type="spellStart"/>
             <w:r>
@@ -1274,7 +1274,7 @@
                 <w:sz w:val="26"/>
                 <w:szCs w:val="26"/>
               </w:rPr>
-              <w:t>Số</w:t>
+              <w:t/>
             </w:r>
             <w:proofErr w:type="spellEnd"/>
             <w:r>
@@ -1283,7 +1283,7 @@
                 <w:sz w:val="26"/>
                 <w:szCs w:val="26"/>
               </w:rPr>
-              <w:t xml:space="preserve"> </w:t>
+              <w:t xml:space="preserve"/>
             </w:r>
             <w:proofErr w:type="spellStart"/>
             <w:r>
@@ -1292,7 +1292,7 @@
                 <w:sz w:val="26"/>
                 <w:szCs w:val="26"/>
               </w:rPr>
-              <w:t>Thuận</w:t>
+              <w:t/>
             </w:r>
             <w:proofErr w:type="spellEnd"/>
             <w:r>
@@ -1301,7 +1301,7 @@
                 <w:sz w:val="26"/>
                 <w:szCs w:val="26"/>
               </w:rPr>
-              <w:t xml:space="preserve"> Thành I, </w:t>
+              <w:t xml:space="preserve"/>
             </w:r>
             <w:proofErr w:type="spellStart"/>
             <w:r>
@@ -1310,7 +1310,7 @@
                 <w:sz w:val="26"/>
                 <w:szCs w:val="26"/>
               </w:rPr>
-              <w:t>tỉnh</w:t>
+              <w:t/>
             </w:r>
             <w:proofErr w:type="spellEnd"/>
             <w:r>
@@ -1319,7 +1319,7 @@
                 <w:sz w:val="26"/>
                 <w:szCs w:val="26"/>
               </w:rPr>
-              <w:t xml:space="preserve"> Bắc Ninh</w:t>
+              <w:t xml:space="preserve"/>
             </w:r>
           </w:p>
         </w:tc>
@@ -1442,7 +1442,7 @@
                 <w:i/>
                 <w:iCs/>
               </w:rPr>
-              <w:t>slotIndex</w:t>
+              <w:t>appendixNum</w:t>
             </w:r>
             <w:proofErr w:type="spellEnd"/>
             <w:proofErr w:type="gramStart"/>

--- a/public/TBCD-template/PO.KCN-TTI.docx
+++ b/public/TBCD-template/PO.KCN-TTI.docx
@@ -952,19 +952,20 @@
     <w:tbl>
       <w:tblPr>
         <w:tblStyle w:val="TableGrid"/>
-        <w:tblW w:w="0" w:type="auto"/>
+        <w:tblW w:w="9059" w:type="dxa"/>
+        <w:tblLayout w:type="fixed"/>
         <w:tblLook w:val="04A0" w:firstRow="1" w:lastRow="0" w:firstColumn="1" w:lastColumn="0" w:noHBand="0" w:noVBand="1"/>
       </w:tblPr>
       <w:tblGrid>
-        <w:gridCol w:w="2115"/>
-        <w:gridCol w:w="1584"/>
-        <w:gridCol w:w="2451"/>
-        <w:gridCol w:w="2911"/>
+        <w:gridCol w:w="669"/>
+        <w:gridCol w:w="3010"/>
+        <w:gridCol w:w="2409"/>
+        <w:gridCol w:w="2971"/>
       </w:tblGrid>
       <w:tr>
         <w:tc>
           <w:tcPr>
-            <w:tcW w:w="0" w:type="auto"/>
+            <w:tcW w:w="669" w:type="dxa"/>
             <w:vAlign w:val="center"/>
           </w:tcPr>
           <w:p>
@@ -991,7 +992,7 @@
         </w:tc>
         <w:tc>
           <w:tcPr>
-            <w:tcW w:w="0" w:type="auto"/>
+            <w:tcW w:w="3010" w:type="dxa"/>
             <w:vAlign w:val="center"/>
           </w:tcPr>
           <w:p>
@@ -1036,7 +1037,7 @@
         </w:tc>
         <w:tc>
           <w:tcPr>
-            <w:tcW w:w="0" w:type="auto"/>
+            <w:tcW w:w="2409" w:type="dxa"/>
             <w:vAlign w:val="center"/>
           </w:tcPr>
           <w:p>
@@ -1071,7 +1072,7 @@
         </w:tc>
         <w:tc>
           <w:tcPr>
-            <w:tcW w:w="0" w:type="auto"/>
+            <w:tcW w:w="2971" w:type="dxa"/>
             <w:vAlign w:val="center"/>
           </w:tcPr>
           <w:p>
@@ -1101,7 +1102,7 @@
         </w:trPr>
         <w:tc>
           <w:tcPr>
-            <w:tcW w:w="0" w:type="auto"/>
+            <w:tcW w:w="669" w:type="dxa"/>
             <w:vAlign w:val="center"/>
           </w:tcPr>
           <w:p>
@@ -1149,7 +1150,7 @@
         </w:tc>
         <w:tc>
           <w:tcPr>
-            <w:tcW w:w="0" w:type="auto"/>
+            <w:tcW w:w="3010" w:type="dxa"/>
             <w:vAlign w:val="center"/>
           </w:tcPr>
           <w:p>
@@ -1238,7 +1239,7 @@
         </w:tc>
         <w:tc>
           <w:tcPr>
-            <w:tcW w:w="0" w:type="auto"/>
+            <w:tcW w:w="2409" w:type="dxa"/>
             <w:vAlign w:val="center"/>
           </w:tcPr>
           <w:p>
@@ -1325,7 +1326,7 @@
         </w:tc>
         <w:tc>
           <w:tcPr>
-            <w:tcW w:w="0" w:type="auto"/>
+            <w:tcW w:w="2971" w:type="dxa"/>
             <w:vAlign w:val="center"/>
           </w:tcPr>
           <w:p>
